--- a/resumes/Vishal Mega Mart-Product Manager.docx
+++ b/resumes/Vishal Mega Mart-Product Manager.docx
@@ -78,7 +78,7 @@
           <w:i w:val="0"/>
           <w:sz w:val="19"/>
         </w:rPr>
-        <w:t>Product Manager with 5+ years owning B2C product and growth levers -- product roadmap, funnel optimization (traffic → conversion → retention), and revenue ownership -- at a high-growth EdTech startup. Consistent record of moving the metrics that matter for e-commerce-style growth: 20% revenue growth, 25% ARPU expansion (₹35K → ₹45K), ₹70L in product-led renewals, and 2,000+ organic leads/month at 7% conversion -- driven by GTM execution, A/B testing, and data-backed decisions (SQL, GA4).</w:t>
+        <w:t>Product Manager with 5+ years owning B2C product and growth levers -- product roadmap, funnel optimization (traffic → conversion → retention), and revenue ownership -- at a high-growth EdTech startup. Consistent record of moving the metrics that matter for e-commerce-style growth: 20% revenue growth, 25% ARPU expansion (₹35K → ₹45K), ₹70L in product-led renewals, and 2,000+ organic leads/month at 7% conversion -- driven by GTM execution, A/B testing, and data-backed decisions (SQL, Google Analytics/GA4).</w:t>
       </w:r>
     </w:p>
     <w:p>

--- a/resumes/Vishal Mega Mart-Product Manager.docx
+++ b/resumes/Vishal Mega Mart-Product Manager.docx
@@ -213,6 +213,51 @@
           <w:color w:val="2E5AAC"/>
           <w:sz w:val="19"/>
         </w:rPr>
+        <w:t>P&amp;L Ownership &amp; Cross-Functional Analytics</w:t>
+      </w:r>
+    </w:p>
+    <w:p>
+      <w:pPr>
+        <w:pStyle w:val="ListBullet"/>
+        <w:spacing w:after="20" w:before="0" w:line="240" w:lineRule="auto"/>
+      </w:pPr>
+      <w:r>
+        <w:rPr>
+          <w:rFonts w:ascii="Calibri" w:hAnsi="Calibri"/>
+          <w:b w:val="0"/>
+          <w:i w:val="0"/>
+          <w:sz w:val="19"/>
+        </w:rPr>
+        <w:t>Built a counselor-wise P&amp;L tracker as a product-led feature -- computing weekly profitability per sales counselor as Net Revenue − Fixed Cost − Refund Cost − Marketing Cost − Sales Cost -- giving each counselor visibility into the revenue figure needed to be profitable.</w:t>
+      </w:r>
+    </w:p>
+    <w:p>
+      <w:pPr>
+        <w:pStyle w:val="ListBullet"/>
+        <w:spacing w:after="20" w:before="0" w:line="240" w:lineRule="auto"/>
+      </w:pPr>
+      <w:r>
+        <w:rPr>
+          <w:rFonts w:ascii="Calibri" w:hAnsi="Calibri"/>
+          <w:b w:val="0"/>
+          <w:i w:val="0"/>
+          <w:sz w:val="19"/>
+        </w:rPr>
+        <w:t>Built multiple insight-driven Power BI dashboards, sourced from Metabase SQL queries, for Marketing, Sales, and Operations teams, giving cross-functional visibility into business performance.</w:t>
+      </w:r>
+    </w:p>
+    <w:p>
+      <w:pPr>
+        <w:spacing w:before="60" w:after="0"/>
+      </w:pPr>
+      <w:r>
+        <w:rPr>
+          <w:rFonts w:ascii="Calibri" w:hAnsi="Calibri"/>
+          <w:b/>
+          <w:i/>
+          <w:color w:val="2E5AAC"/>
+          <w:sz w:val="19"/>
+        </w:rPr>
         <w:t>Funnel, GTM &amp; Platform (0→1)</w:t>
       </w:r>
     </w:p>
@@ -248,51 +293,6 @@
     </w:p>
     <w:p>
       <w:pPr>
-        <w:spacing w:before="60" w:after="0"/>
-      </w:pPr>
-      <w:r>
-        <w:rPr>
-          <w:rFonts w:ascii="Calibri" w:hAnsi="Calibri"/>
-          <w:b/>
-          <w:i/>
-          <w:color w:val="2E5AAC"/>
-          <w:sz w:val="19"/>
-        </w:rPr>
-        <w:t>AI, Design &amp; Automation</w:t>
-      </w:r>
-    </w:p>
-    <w:p>
-      <w:pPr>
-        <w:pStyle w:val="ListBullet"/>
-        <w:spacing w:after="20" w:before="0" w:line="240" w:lineRule="auto"/>
-      </w:pPr>
-      <w:r>
-        <w:rPr>
-          <w:rFonts w:ascii="Calibri" w:hAnsi="Calibri"/>
-          <w:b w:val="0"/>
-          <w:i w:val="0"/>
-          <w:sz w:val="19"/>
-        </w:rPr>
-        <w:t>Designed prototypes and MVP interfaces for the app, LMS, and CRM in Figma, Adobe Express, and Canva AI, using Gemini, Claude, ChatGPT, and Codex to accelerate iteration and align stakeholders before build.</w:t>
-      </w:r>
-    </w:p>
-    <w:p>
-      <w:pPr>
-        <w:pStyle w:val="ListBullet"/>
-        <w:spacing w:after="20" w:before="0" w:line="240" w:lineRule="auto"/>
-      </w:pPr>
-      <w:r>
-        <w:rPr>
-          <w:rFonts w:ascii="Calibri" w:hAnsi="Calibri"/>
-          <w:b w:val="0"/>
-          <w:i w:val="0"/>
-          <w:sz w:val="19"/>
-        </w:rPr>
-        <w:t>Shipped a production GenAI layer and support chatbot that cut escalations; revamped the Sales CRM (lead navigation, integrated calling, revenue tracking, target-vs-achievement, incentive management), cutting sales-ops workload 80% and automating incentive/enrolment verification to save ₹1.6L/month.</w:t>
-      </w:r>
-    </w:p>
-    <w:p>
-      <w:pPr>
         <w:spacing w:before="100" w:after="40"/>
         <w:pBdr>
           <w:bottom w:val="single" w:sz="6" w:space="1" w:color="2E5AAC"/>
@@ -319,7 +319,7 @@
           <w:i w:val="0"/>
           <w:sz w:val="19"/>
         </w:rPr>
-        <w:t>Product Roadmap &amp; GTM Strategy · Funnel &amp; Conversion Optimization · Revenue &amp; Unit Economics Ownership · Customer Analytics &amp; Retention · A/B Testing &amp; Experimentation · Cross-Functional Leadership (Tech, Design, Marketing, Ops) · Growth &amp; Acquisition · GenAI Product Development · Stakeholder Management</w:t>
+        <w:t>Product Roadmap &amp; GTM Strategy · Funnel &amp; Conversion Optimization · P&amp;L / Margin &amp; Unit Economics Ownership · Power BI &amp; SQL-Driven Analytics · Customer Analytics &amp; Retention · A/B Testing &amp; Experimentation · Cross-Functional Leadership (Tech, Design, Marketing, Sales, Ops) · Growth &amp; Acquisition · Stakeholder Management</w:t>
       </w:r>
     </w:p>
     <w:p>

--- a/resumes/Vishal Mega Mart-Product Manager.docx
+++ b/resumes/Vishal Mega Mart-Product Manager.docx
@@ -138,7 +138,7 @@
           <w:color w:val="333333"/>
           <w:sz w:val="19"/>
         </w:rPr>
-        <w:t>Own the full product suite of a B2C EdTech startup: consumer app, student &amp; teacher LMS, sales CRM, product-led growth &amp; renewal engine, and an in-house AI layer.</w:t>
+        <w:t>Own the full product suite of a B2C EdTech startup -- one of India's largest public speaking &amp; creative writing platforms: consumer app, student &amp; teacher LMS, sales CRM, product-led growth &amp; renewal engine, and an in-house AI layer.</w:t>
       </w:r>
     </w:p>
     <w:p>
